--- a/benchmark/outputs/gold/contract_007_A.docx
+++ b/benchmark/outputs/gold/contract_007_A.docx
@@ -17,13 +17,13 @@
         <w:autoSpaceDE w:val="0"/>
         <w:pStyle w:val="Heading1"/>
         <w:widowControl/>
-        <w:spacing w:line="386" w:lineRule="exact" w:before="240" w:after="80"/>
+        <w:spacing w:line="386" w:lineRule="exact" w:before="0" w:after="0"/>
         <w:ind w:left="0" w:right="0" w:firstLine="0"/>
         <w:jc w:val="center"/>
       </w:pPr>
       <w:r>
         <w:rPr>
-          <w:rFonts w:ascii="Helvetica" w:hAnsi="Helvetica" w:eastAsia="Helvetica"/>
+          <w:rFonts w:ascii="Arial" w:hAnsi="Arial" w:eastAsia="Helvetica"/>
           <w:b/>
           <w:i w:val="0"/>
           <w:color w:val="000000"/>
@@ -43,7 +43,7 @@
       </w:pPr>
       <w:r>
         <w:rPr>
-          <w:rFonts w:ascii="Helvetica" w:hAnsi="Helvetica" w:eastAsia="Helvetica"/>
+          <w:rFonts w:ascii="Arial" w:hAnsi="Arial" w:eastAsia="Helvetica"/>
           <w:b w:val="0"/>
           <w:i w:val="0"/>
           <w:color w:val="1E1E23"/>
@@ -53,7 +53,7 @@
       </w:r>
       <w:r>
         <w:rPr>
-          <w:rFonts w:ascii="Helvetica" w:hAnsi="Helvetica" w:eastAsia="Helvetica"/>
+          <w:rFonts w:ascii="Arial" w:hAnsi="Arial" w:eastAsia="Helvetica"/>
           <w:b w:val="0"/>
           <w:i w:val="0"/>
           <w:color w:val="1E1E23"/>
@@ -63,7 +63,7 @@
       </w:r>
       <w:r>
         <w:rPr>
-          <w:rFonts w:ascii="Helvetica" w:hAnsi="Helvetica" w:eastAsia="Helvetica"/>
+          <w:rFonts w:ascii="Arial" w:hAnsi="Arial" w:eastAsia="Helvetica"/>
           <w:b w:val="0"/>
           <w:i w:val="0"/>
           <w:color w:val="1E1E23"/>
@@ -83,7 +83,7 @@
       </w:pPr>
       <w:r>
         <w:rPr>
-          <w:rFonts w:ascii="Helvetica" w:hAnsi="Helvetica" w:eastAsia="Helvetica"/>
+          <w:rFonts w:ascii="Arial" w:hAnsi="Arial" w:eastAsia="Helvetica"/>
           <w:b/>
           <w:i w:val="0"/>
           <w:color w:val="1E1E23"/>
@@ -103,7 +103,7 @@
       </w:pPr>
       <w:r>
         <w:rPr>
-          <w:rFonts w:ascii="Helvetica" w:hAnsi="Helvetica" w:eastAsia="Helvetica"/>
+          <w:rFonts w:ascii="Arial" w:hAnsi="Arial" w:eastAsia="Helvetica"/>
           <w:b w:val="0"/>
           <w:i w:val="0"/>
           <w:color w:val="1E1E23"/>
@@ -113,7 +113,7 @@
       </w:r>
       <w:r>
         <w:rPr>
-          <w:rFonts w:ascii="Helvetica" w:hAnsi="Helvetica" w:eastAsia="Helvetica"/>
+          <w:rFonts w:ascii="Arial" w:hAnsi="Arial" w:eastAsia="Helvetica"/>
           <w:b w:val="0"/>
           <w:i w:val="0"/>
           <w:color w:val="1E1E23"/>
@@ -126,7 +126,7 @@
       </w:r>
       <w:r>
         <w:rPr>
-          <w:rFonts w:ascii="Helvetica" w:hAnsi="Helvetica" w:eastAsia="Helvetica"/>
+          <w:rFonts w:ascii="Arial" w:hAnsi="Arial" w:eastAsia="Helvetica"/>
           <w:b w:val="0"/>
           <w:i w:val="0"/>
           <w:color w:val="1E1E23"/>
@@ -146,7 +146,7 @@
       </w:pPr>
       <w:r>
         <w:rPr>
-          <w:rFonts w:ascii="Helvetica" w:hAnsi="Helvetica" w:eastAsia="Helvetica"/>
+          <w:rFonts w:ascii="Arial" w:hAnsi="Arial" w:eastAsia="Helvetica"/>
           <w:b/>
           <w:i w:val="0"/>
           <w:color w:val="1E1E23"/>
@@ -166,7 +166,7 @@
       </w:pPr>
       <w:r>
         <w:rPr>
-          <w:rFonts w:ascii="Helvetica" w:hAnsi="Helvetica" w:eastAsia="Helvetica"/>
+          <w:rFonts w:ascii="Arial" w:hAnsi="Arial" w:eastAsia="Helvetica"/>
           <w:b w:val="0"/>
           <w:i w:val="0"/>
           <w:color w:val="1E1E23"/>
@@ -176,7 +176,7 @@
       </w:r>
       <w:r>
         <w:rPr>
-          <w:rFonts w:ascii="Helvetica" w:hAnsi="Helvetica" w:eastAsia="Helvetica"/>
+          <w:rFonts w:ascii="Arial" w:hAnsi="Arial" w:eastAsia="Helvetica"/>
           <w:b w:val="0"/>
           <w:i w:val="0"/>
           <w:color w:val="1E1E23"/>
@@ -186,7 +186,7 @@
       </w:r>
       <w:r>
         <w:rPr>
-          <w:rFonts w:ascii="Helvetica" w:hAnsi="Helvetica" w:eastAsia="Helvetica"/>
+          <w:rFonts w:ascii="Arial" w:hAnsi="Arial" w:eastAsia="Helvetica"/>
           <w:b w:val="0"/>
           <w:i w:val="0"/>
           <w:color w:val="1E1E23"/>
@@ -206,7 +206,7 @@
       </w:pPr>
       <w:r>
         <w:rPr>
-          <w:rFonts w:ascii="Helvetica" w:hAnsi="Helvetica" w:eastAsia="Helvetica"/>
+          <w:rFonts w:ascii="Arial" w:hAnsi="Arial" w:eastAsia="Helvetica"/>
           <w:b/>
           <w:i w:val="0"/>
           <w:color w:val="1E1E23"/>
@@ -226,7 +226,7 @@
       </w:pPr>
       <w:r>
         <w:rPr>
-          <w:rFonts w:ascii="Helvetica" w:hAnsi="Helvetica" w:eastAsia="Helvetica"/>
+          <w:rFonts w:ascii="Arial" w:hAnsi="Arial" w:eastAsia="Helvetica"/>
           <w:b w:val="0"/>
           <w:i w:val="0"/>
           <w:color w:val="1E1E23"/>
@@ -236,7 +236,7 @@
       </w:r>
       <w:r>
         <w:rPr>
-          <w:rFonts w:ascii="Helvetica" w:hAnsi="Helvetica" w:eastAsia="Helvetica"/>
+          <w:rFonts w:ascii="Arial" w:hAnsi="Arial" w:eastAsia="Helvetica"/>
           <w:b w:val="0"/>
           <w:i w:val="0"/>
           <w:color w:val="1E1E23"/>
@@ -246,7 +246,7 @@
       </w:r>
       <w:r>
         <w:rPr>
-          <w:rFonts w:ascii="Helvetica" w:hAnsi="Helvetica" w:eastAsia="Helvetica"/>
+          <w:rFonts w:ascii="Arial" w:hAnsi="Arial" w:eastAsia="Helvetica"/>
           <w:b w:val="0"/>
           <w:i w:val="0"/>
           <w:color w:val="1E1E23"/>
@@ -266,7 +266,7 @@
       </w:pPr>
       <w:r>
         <w:rPr>
-          <w:rFonts w:ascii="Helvetica" w:hAnsi="Helvetica" w:eastAsia="Helvetica"/>
+          <w:rFonts w:ascii="Arial" w:hAnsi="Arial" w:eastAsia="Helvetica"/>
           <w:b/>
           <w:i w:val="0"/>
           <w:color w:val="1E1E23"/>
@@ -286,7 +286,7 @@
       </w:pPr>
       <w:r>
         <w:rPr>
-          <w:rFonts w:ascii="Helvetica" w:hAnsi="Helvetica" w:eastAsia="Helvetica"/>
+          <w:rFonts w:ascii="Arial" w:hAnsi="Arial" w:eastAsia="Helvetica"/>
           <w:b w:val="0"/>
           <w:i w:val="0"/>
           <w:color w:val="1E1E23"/>
@@ -296,7 +296,7 @@
       </w:r>
       <w:r>
         <w:rPr>
-          <w:rFonts w:ascii="Helvetica" w:hAnsi="Helvetica" w:eastAsia="Helvetica"/>
+          <w:rFonts w:ascii="Arial" w:hAnsi="Arial" w:eastAsia="Helvetica"/>
           <w:b w:val="0"/>
           <w:i w:val="0"/>
           <w:color w:val="1E1E23"/>
@@ -306,7 +306,7 @@
       </w:r>
       <w:r>
         <w:rPr>
-          <w:rFonts w:ascii="Helvetica" w:hAnsi="Helvetica" w:eastAsia="Helvetica"/>
+          <w:rFonts w:ascii="Arial" w:hAnsi="Arial" w:eastAsia="Helvetica"/>
           <w:b w:val="0"/>
           <w:i w:val="0"/>
           <w:color w:val="1E1E23"/>
@@ -326,7 +326,7 @@
       </w:pPr>
       <w:r>
         <w:rPr>
-          <w:rFonts w:ascii="Helvetica" w:hAnsi="Helvetica" w:eastAsia="Helvetica"/>
+          <w:rFonts w:ascii="Arial" w:hAnsi="Arial" w:eastAsia="Helvetica"/>
           <w:b/>
           <w:i w:val="0"/>
           <w:color w:val="1E1E23"/>
@@ -346,7 +346,7 @@
       </w:pPr>
       <w:r>
         <w:rPr>
-          <w:rFonts w:ascii="Helvetica" w:hAnsi="Helvetica" w:eastAsia="Helvetica"/>
+          <w:rFonts w:ascii="Arial" w:hAnsi="Arial" w:eastAsia="Helvetica"/>
           <w:b w:val="0"/>
           <w:i w:val="0"/>
           <w:color w:val="1E1E23"/>
@@ -356,7 +356,7 @@
       </w:r>
       <w:r>
         <w:rPr>
-          <w:rFonts w:ascii="Helvetica" w:hAnsi="Helvetica" w:eastAsia="Helvetica"/>
+          <w:rFonts w:ascii="Arial" w:hAnsi="Arial" w:eastAsia="Helvetica"/>
           <w:b w:val="0"/>
           <w:i w:val="0"/>
           <w:color w:val="1E1E23"/>
@@ -366,7 +366,7 @@
       </w:r>
       <w:r>
         <w:rPr>
-          <w:rFonts w:ascii="Helvetica" w:hAnsi="Helvetica" w:eastAsia="Helvetica"/>
+          <w:rFonts w:ascii="Arial" w:hAnsi="Arial" w:eastAsia="Helvetica"/>
           <w:b w:val="0"/>
           <w:i w:val="0"/>
           <w:color w:val="1E1E23"/>
@@ -386,7 +386,7 @@
       </w:pPr>
       <w:r>
         <w:rPr>
-          <w:rFonts w:ascii="Helvetica" w:hAnsi="Helvetica" w:eastAsia="Helvetica"/>
+          <w:rFonts w:ascii="Arial" w:hAnsi="Arial" w:eastAsia="Helvetica"/>
           <w:b/>
           <w:i w:val="0"/>
           <w:color w:val="1E1E23"/>
@@ -406,7 +406,7 @@
       </w:pPr>
       <w:r>
         <w:rPr>
-          <w:rFonts w:ascii="Helvetica" w:hAnsi="Helvetica" w:eastAsia="Helvetica"/>
+          <w:rFonts w:ascii="Arial" w:hAnsi="Arial" w:eastAsia="Helvetica"/>
           <w:b w:val="0"/>
           <w:i w:val="0"/>
           <w:color w:val="1E1E23"/>
@@ -416,7 +416,7 @@
       </w:r>
       <w:r>
         <w:rPr>
-          <w:rFonts w:ascii="Helvetica" w:hAnsi="Helvetica" w:eastAsia="Helvetica"/>
+          <w:rFonts w:ascii="Arial" w:hAnsi="Arial" w:eastAsia="Helvetica"/>
           <w:b w:val="0"/>
           <w:i w:val="0"/>
           <w:color w:val="1E1E23"/>
@@ -426,7 +426,7 @@
       </w:r>
       <w:r>
         <w:rPr>
-          <w:rFonts w:ascii="Helvetica" w:hAnsi="Helvetica" w:eastAsia="Helvetica"/>
+          <w:rFonts w:ascii="Arial" w:hAnsi="Arial" w:eastAsia="Helvetica"/>
           <w:b w:val="0"/>
           <w:i w:val="0"/>
           <w:color w:val="1E1E23"/>
@@ -436,7 +436,7 @@
       </w:r>
       <w:r>
         <w:rPr>
-          <w:rFonts w:ascii="Helvetica" w:hAnsi="Helvetica" w:eastAsia="Helvetica"/>
+          <w:rFonts w:ascii="Arial" w:hAnsi="Arial" w:eastAsia="Helvetica"/>
           <w:b w:val="0"/>
           <w:i w:val="0"/>
           <w:color w:val="1E1E23"/>
@@ -456,7 +456,7 @@
       </w:pPr>
       <w:r>
         <w:rPr>
-          <w:rFonts w:ascii="Helvetica" w:hAnsi="Helvetica" w:eastAsia="Helvetica"/>
+          <w:rFonts w:ascii="Arial" w:hAnsi="Arial" w:eastAsia="Helvetica"/>
           <w:b/>
           <w:i w:val="0"/>
           <w:color w:val="1E1E23"/>
@@ -476,7 +476,7 @@
       </w:pPr>
       <w:r>
         <w:rPr>
-          <w:rFonts w:ascii="Helvetica" w:hAnsi="Helvetica" w:eastAsia="Helvetica"/>
+          <w:rFonts w:ascii="Arial" w:hAnsi="Arial" w:eastAsia="Helvetica"/>
           <w:b w:val="0"/>
           <w:i w:val="0"/>
           <w:color w:val="1E1E23"/>
@@ -486,7 +486,7 @@
       </w:r>
       <w:r>
         <w:rPr>
-          <w:rFonts w:ascii="Helvetica" w:hAnsi="Helvetica" w:eastAsia="Helvetica"/>
+          <w:rFonts w:ascii="Arial" w:hAnsi="Arial" w:eastAsia="Helvetica"/>
           <w:b w:val="0"/>
           <w:i w:val="0"/>
           <w:color w:val="1E1E23"/>
@@ -496,7 +496,7 @@
       </w:r>
       <w:r>
         <w:rPr>
-          <w:rFonts w:ascii="Helvetica" w:hAnsi="Helvetica" w:eastAsia="Helvetica"/>
+          <w:rFonts w:ascii="Arial" w:hAnsi="Arial" w:eastAsia="Helvetica"/>
           <w:b w:val="0"/>
           <w:i w:val="0"/>
           <w:color w:val="1E1E23"/>
@@ -516,7 +516,7 @@
       </w:pPr>
       <w:r>
         <w:rPr>
-          <w:rFonts w:ascii="Helvetica" w:hAnsi="Helvetica" w:eastAsia="Helvetica"/>
+          <w:rFonts w:ascii="Arial" w:hAnsi="Arial" w:eastAsia="Helvetica"/>
           <w:b/>
           <w:i w:val="0"/>
           <w:color w:val="1E1E23"/>
@@ -536,7 +536,7 @@
       </w:pPr>
       <w:r>
         <w:rPr>
-          <w:rFonts w:ascii="Helvetica" w:hAnsi="Helvetica" w:eastAsia="Helvetica"/>
+          <w:rFonts w:ascii="Arial" w:hAnsi="Arial" w:eastAsia="Helvetica"/>
           <w:b w:val="0"/>
           <w:i w:val="0"/>
           <w:color w:val="1E1E23"/>
@@ -546,7 +546,7 @@
       </w:r>
       <w:r>
         <w:rPr>
-          <w:rFonts w:ascii="Helvetica" w:hAnsi="Helvetica" w:eastAsia="Helvetica"/>
+          <w:rFonts w:ascii="Arial" w:hAnsi="Arial" w:eastAsia="Helvetica"/>
           <w:b w:val="0"/>
           <w:i w:val="0"/>
           <w:color w:val="1E1E23"/>
@@ -556,7 +556,7 @@
       </w:r>
       <w:r>
         <w:rPr>
-          <w:rFonts w:ascii="Helvetica" w:hAnsi="Helvetica" w:eastAsia="Helvetica"/>
+          <w:rFonts w:ascii="Arial" w:hAnsi="Arial" w:eastAsia="Helvetica"/>
           <w:b w:val="0"/>
           <w:i w:val="0"/>
           <w:color w:val="1E1E23"/>
@@ -595,7 +595,7 @@
       </w:pPr>
       <w:r>
         <w:rPr>
-          <w:rFonts w:ascii="Helvetica" w:hAnsi="Helvetica" w:eastAsia="Helvetica"/>
+          <w:rFonts w:ascii="Arial" w:hAnsi="Arial" w:eastAsia="Helvetica"/>
           <w:b w:val="0"/>
           <w:i/>
           <w:color w:val="1E1E23"/>
@@ -625,7 +625,7 @@
       </w:pPr>
       <w:r>
         <w:rPr>
-          <w:rFonts w:ascii="Helvetica" w:hAnsi="Helvetica" w:eastAsia="Helvetica"/>
+          <w:rFonts w:ascii="Arial" w:hAnsi="Arial" w:eastAsia="Helvetica"/>
           <w:b w:val="0"/>
           <w:i w:val="0"/>
           <w:color w:val="72727A"/>
@@ -659,7 +659,7 @@
       </w:pPr>
       <w:r>
         <w:rPr>
-          <w:rFonts w:ascii="Helvetica" w:hAnsi="Helvetica" w:eastAsia="Helvetica"/>
+          <w:rFonts w:ascii="Arial" w:hAnsi="Arial" w:eastAsia="Helvetica"/>
           <w:b w:val="0"/>
           <w:i w:val="0"/>
           <w:color w:val="72727A"/>
